--- a/D365-Design-Studio-Functional-Guide.docx
+++ b/D365-Design-Studio-Functional-Guide.docx
@@ -4485,9 +4485,9 @@
       <w:r>
         <w:drawing>
           <wp:inline distT="0" distB="0" distL="0" distR="0">
-            <wp:extent cx="3810000" cy="3867150"/>
+            <wp:extent cx="3810000" cy="4581525"/>
             <wp:effectExtent t="0" r="0" b="0" l="0"/>
-            <wp:docPr id="1" name="t04_dialog_org_c.png" descr="Choosing Organization shows a note about the engine." title="Figure 9"/>
+            <wp:docPr id="1" name="t04_dialog_org_c.png" descr="Choosing Organization shows what the engine does and the limits of an organization-owned table." title="Figure 9"/>
             <wp:cNvGraphicFramePr>
               <a:graphicFrameLocks xmlns:a="http://schemas.openxmlformats.org/drawingml/2006/main" noChangeAspect="1"/>
             </wp:cNvGraphicFramePr>
@@ -4510,7 +4510,7 @@
                   <pic:spPr bwMode="auto">
                     <a:xfrm>
                       <a:off x="0" y="0"/>
-                      <a:ext cx="3810000" cy="3867150"/>
+                      <a:ext cx="3810000" cy="4581525"/>
                     </a:xfrm>
                     <a:prstGeom prst="rect">
                       <a:avLst/>
@@ -4546,7 +4546,7 @@
           <w:sz w:val="18"/>
           <w:szCs w:val="18"/>
         </w:rPr>
-        <w:t xml:space="preserve">Choosing Organization shows a note about the engine.</w:t>
+        <w:t xml:space="preserve">Choosing Organization shows what the engine does and the limits of an organization-owned table.</w:t>
       </w:r>
     </w:p>
     <w:p>
@@ -4603,7 +4603,7 @@
               <w:t xml:space="preserve">Engine  </w:t>
             </w:r>
             <w:r>
-              <w:t xml:space="preserve">The deployment engine currently builds every table as User or team and does not read the Ownership line yet. Organization is recorded for the design, but needs a small engine change before it is built that way.</w:t>
+              <w:t xml:space="preserve">The deployment engine reads the Ownership line and builds an Organization table as Organization-owned. The type cannot be changed once the table exists in Dynamics, so decide before the first deployment. These tables have no Owner column, Assign or Share, and security roles apply at Organization level only. The engine warns about an owner field, owner-based views and privileges below Organization level.</w:t>
             </w:r>
           </w:p>
         </w:tc>
@@ -7044,7 +7044,7 @@
               <w:t xml:space="preserve">Where it is saved  </w:t>
             </w:r>
             <w:r>
-              <w:t xml:space="preserve">Which tab and section a field is in, and the order of tabs, sections and fields, are saved in the table sheet, as before. Columns, hidden, label and full-width settings are saved in a new optional Form Layout sheet (Excel format, section 6.16). The engine does not read that sheet yet, so these settings only change what the BA and the client see in the Studio until the engine is updated. A change list for the engine is in docs/ENGINE_FORM_LAYOUT.md.</w:t>
+              <w:t xml:space="preserve">Which tab and section a field is in, and the order of tabs, sections and fields, are saved in the table sheet, as before. Columns, hidden, label and full-width settings are saved in a new optional Form Layout sheet (Excel format, section 6.16). The engine reads that sheet when it builds the form, and a workbook without the sheet builds exactly as before. This has been checked offline on a real form, not yet in a live deployment. One limit: a field that is already on a live form is not moved when its tab or section changes in the workbook. Details are in docs/ENGINE_FORM_LAYOUT.md.</w:t>
             </w:r>
           </w:p>
         </w:tc>
@@ -12328,7 +12328,7 @@
         <w:spacing w:after="60" w:line="264"/>
       </w:pPr>
       <w:r>
-        <w:t xml:space="preserve">Ownership: the engine builds every table as User or team. An Organization-owned table is recorded in the workbook but not built that way yet.</w:t>
+        <w:t xml:space="preserve">Ownership: the engine reads the Ownership row and creates an Organization-owned table as such. The type cannot be changed once the table exists in Dynamics. The engine warns when an Organization-owned table has an owner field, owner-based views, or privileges below Organization level.</w:t>
       </w:r>
     </w:p>
     <w:p>
@@ -12341,7 +12341,7 @@
         <w:spacing w:after="60" w:line="264"/>
       </w:pPr>
       <w:r>
-        <w:t xml:space="preserve">Form Layout settings (columns, hidden, labels, full width) are saved in the workbook but the engine does not read them yet. Moving sections and fields between tabs already works, because it only changes the Tab, Section and row order.</w:t>
+        <w:t xml:space="preserve">Form Layout settings (columns, hidden, labels, full width) are read by the engine and checked offline on a real form, but not yet in a live deployment. Moving a section or field to another tab changes the Tab, Section and row order, and takes effect for fields that are not yet on the live form. A field already on a live form is not moved.</w:t>
       </w:r>
     </w:p>
     <w:p>
@@ -12899,7 +12899,7 @@
                 <w:sz w:val="19"/>
                 <w:szCs w:val="19"/>
               </w:rPr>
-              <w:t xml:space="preserve">In design mode click + New table under the navigation. Type a display name; choose Organization to see the engine note; type an existing name to see the error.</w:t>
+              <w:t xml:space="preserve">In design mode click + New table under the navigation. Type a display name; choose Organization to see the note about organization-owned tables; type an existing name to see the error.</w:t>
             </w:r>
           </w:p>
         </w:tc>
